--- a/docs/downloads/charles-henry-mackintosh/تم/doc_0044.docx
+++ b/docs/downloads/charles-henry-mackintosh/تم/doc_0044.docx
@@ -1,6 +1,6 @@
 
 <file path=word/document.xml><?xml version="1.0" encoding="utf-8"?>
-<w:document xmlns:wpc="http://schemas.microsoft.com/office/word/2010/wordprocessingCanvas" xmlns:cx="http://schemas.microsoft.com/office/drawing/2014/chartex" xmlns:cx1="http://schemas.microsoft.com/office/drawing/2015/9/8/chartex" xmlns:cx2="http://schemas.microsoft.com/office/drawing/2015/10/21/chartex" xmlns:cx3="http://schemas.microsoft.com/office/drawing/2016/5/9/chartex" xmlns:cx4="http://schemas.microsoft.com/office/drawing/2016/5/10/chartex" xmlns:cx5="http://schemas.microsoft.com/office/drawing/2016/5/11/chartex" xmlns:cx6="http://schemas.microsoft.com/office/drawing/2016/5/12/chartex" xmlns:cx7="http://schemas.microsoft.com/office/drawing/2016/5/13/chartex" xmlns:cx8="http://schemas.microsoft.com/office/drawing/2016/5/14/chartex" xmlns:mc="http://schemas.openxmlformats.org/markup-compatibility/2006" xmlns:aink="http://schemas.microsoft.com/office/drawing/2016/ink" xmlns:am3d="http://schemas.microsoft.com/office/drawing/2017/model3d" xmlns:o="urn:schemas-microsoft-com:office:office" xmlns:oel="http://schemas.microsoft.com/office/2019/extlst" xmlns:r="http://schemas.openxmlformats.org/officeDocument/2006/relationships" xmlns:m="http://schemas.openxmlformats.org/officeDocument/2006/math" xmlns:v="urn:schemas-microsoft-com:vml" xmlns:wp14="http://schemas.microsoft.com/office/word/2010/wordprocessingDrawing" xmlns:wp="http://schemas.openxmlformats.org/drawingml/2006/wordprocessingDrawing" xmlns:w10="urn:schemas-microsoft-com:office:word" xmlns:w="http://schemas.openxmlformats.org/wordprocessingml/2006/main" xmlns:w14="http://schemas.microsoft.com/office/word/2010/wordml" xmlns:w15="http://schemas.microsoft.com/office/word/2012/wordml" xmlns:w16cex="http://schemas.microsoft.com/office/word/2018/wordml/cex" xmlns:w16cid="http://schemas.microsoft.com/office/word/2016/wordml/cid" xmlns:w16="http://schemas.microsoft.com/office/word/2018/wordml" xmlns:w16sdtdh="http://schemas.microsoft.com/office/word/2020/wordml/sdtdatahash" xmlns:w16se="http://schemas.microsoft.com/office/word/2015/wordml/symex" xmlns:wpg="http://schemas.microsoft.com/office/word/2010/wordprocessingGroup" xmlns:wpi="http://schemas.microsoft.com/office/word/2010/wordprocessingInk" xmlns:wne="http://schemas.microsoft.com/office/word/2006/wordml" xmlns:wps="http://schemas.microsoft.com/office/word/2010/wordprocessingShape" mc:Ignorable="w14 w15 w16se w16cid w16 w16cex w16sdtdh wp14">
+<w:document xmlns:wpc="http://schemas.microsoft.com/office/word/2010/wordprocessingCanvas" xmlns:cx="http://schemas.microsoft.com/office/drawing/2014/chartex" xmlns:cx1="http://schemas.microsoft.com/office/drawing/2015/9/8/chartex" xmlns:cx2="http://schemas.microsoft.com/office/drawing/2015/10/21/chartex" xmlns:cx3="http://schemas.microsoft.com/office/drawing/2016/5/9/chartex" xmlns:cx4="http://schemas.microsoft.com/office/drawing/2016/5/10/chartex" xmlns:cx5="http://schemas.microsoft.com/office/drawing/2016/5/11/chartex" xmlns:cx6="http://schemas.microsoft.com/office/drawing/2016/5/12/chartex" xmlns:cx7="http://schemas.microsoft.com/office/drawing/2016/5/13/chartex" xmlns:cx8="http://schemas.microsoft.com/office/drawing/2016/5/14/chartex" xmlns:mc="http://schemas.openxmlformats.org/markup-compatibility/2006" xmlns:aink="http://schemas.microsoft.com/office/drawing/2016/ink" xmlns:am3d="http://schemas.microsoft.com/office/drawing/2017/model3d" xmlns:o="urn:schemas-microsoft-com:office:office" xmlns:oel="http://schemas.microsoft.com/office/2019/extlst" xmlns:r="http://schemas.openxmlformats.org/officeDocument/2006/relationships" xmlns:m="http://schemas.openxmlformats.org/officeDocument/2006/math" xmlns:v="urn:schemas-microsoft-com:vml" xmlns:wp14="http://schemas.microsoft.com/office/word/2010/wordprocessingDrawing" xmlns:wp="http://schemas.openxmlformats.org/drawingml/2006/wordprocessingDrawing" xmlns:w10="urn:schemas-microsoft-com:office:word" xmlns:w="http://schemas.openxmlformats.org/wordprocessingml/2006/main" xmlns:w14="http://schemas.microsoft.com/office/word/2010/wordml" xmlns:w15="http://schemas.microsoft.com/office/word/2012/wordml" xmlns:w16cex="http://schemas.microsoft.com/office/word/2018/wordml/cex" xmlns:w16cid="http://schemas.microsoft.com/office/word/2016/wordml/cid" xmlns:w16="http://schemas.microsoft.com/office/word/2018/wordml" xmlns:w16du="http://schemas.microsoft.com/office/word/2023/wordml/word16du" xmlns:w16sdtdh="http://schemas.microsoft.com/office/word/2020/wordml/sdtdatahash" xmlns:w16se="http://schemas.microsoft.com/office/word/2015/wordml/symex" xmlns:wpg="http://schemas.microsoft.com/office/word/2010/wordprocessingGroup" xmlns:wpi="http://schemas.microsoft.com/office/word/2010/wordprocessingInk" xmlns:wne="http://schemas.microsoft.com/office/word/2006/wordml" xmlns:wps="http://schemas.microsoft.com/office/word/2010/wordprocessingShape" mc:Ignorable="w14 w15 w16se w16cid w16 w16cex w16sdtdh w16du wp14">
   <w:body>
     <w:p>
       <w:pPr>
@@ -9,31 +9,14 @@
           <w:lang w:bidi="ar-LB"/>
         </w:rPr>
       </w:pPr>
-      <w:hyperlink r:id="rId4" w:history="1">
+      <w:hyperlink r:id="rId4" w:anchor=":~:text=strahlend%20hell%20Gnade%20leuchtet%2C%20k%C3%B6nnen,keine%20guten%20Werke%20vorzeigen%2C%20auf%20die%20er" w:history="1">
         <w:r>
           <w:rPr>
             <w:rStyle w:val="Hyperlink"/>
             <w:rtl/>
-            <w:lang w:bidi="ar-SA"/>
+            <w:lang w:bidi="ar-LB"/>
           </w:rPr>
-          <w:t>اللص على الصليب يرينا الطر</w:t>
-        </w:r>
-        <w:r>
-          <w:rPr>
-            <w:rStyle w:val="Hyperlink"/>
-            <w:rFonts w:hint="cs"/>
-            <w:rtl/>
-            <w:lang w:bidi="ar-SA"/>
-          </w:rPr>
-          <w:t>ي</w:t>
-        </w:r>
-        <w:r>
-          <w:rPr>
-            <w:rStyle w:val="Hyperlink"/>
-            <w:rtl/>
-            <w:lang w:bidi="ar-SA"/>
-          </w:rPr>
-          <w:t>ق إلى السماء</w:t>
+          <w:t>اللص على الصليب يرينا الطريق إلى السماء</w:t>
         </w:r>
       </w:hyperlink>
     </w:p>
@@ -41,7 +24,7 @@
       <w:pPr>
         <w:bidi w:val="0"/>
         <w:rPr>
-          <w:lang w:val="en-US" w:bidi="ar-LB"/>
+          <w:lang w:bidi="ar-LB"/>
         </w:rPr>
       </w:pPr>
       <w:r>
@@ -64,23 +47,22 @@
           <w:rtl/>
           <w:lang w:bidi="ar-LB"/>
         </w:rPr>
-        <w:t>ما أوضح النعمة في نورها الساطع</w:t>
-      </w:r>
-      <w:r>
-        <w:rPr>
-          <w:rFonts w:hint="cs"/>
-          <w:rtl/>
-          <w:lang w:bidi="ar-LB"/>
-        </w:rPr>
-        <w:t>،</w:t>
-      </w:r>
-      <w:r>
-        <w:rPr>
-          <w:rFonts w:hint="cs"/>
-          <w:rtl/>
-          <w:lang w:bidi="ar-LB"/>
-        </w:rPr>
-        <w:t xml:space="preserve"> هذا ما يمكننا أن نراه في خلاص اللص على الصليب.</w:t>
+        <w:t xml:space="preserve">لوقا 23: 39 </w:t>
+      </w:r>
+      <w:r>
+        <w:rPr>
+          <w:rtl/>
+          <w:lang w:bidi="ar-LB"/>
+        </w:rPr>
+        <w:t>–</w:t>
+      </w:r>
+      <w:r>
+        <w:rPr>
+          <w:rFonts w:hint="cs"/>
+          <w:rtl/>
+          <w:lang w:bidi="ar-LB"/>
+        </w:rPr>
+        <w:t xml:space="preserve"> 43</w:t>
       </w:r>
     </w:p>
     <w:p>
@@ -96,86 +78,7 @@
           <w:rtl/>
           <w:lang w:bidi="ar-LB"/>
         </w:rPr>
-        <w:t>من الواضح أن</w:t>
-      </w:r>
-      <w:r>
-        <w:rPr>
-          <w:rFonts w:hint="cs"/>
-          <w:rtl/>
-          <w:lang w:bidi="ar-LB"/>
-        </w:rPr>
-        <w:t>ه</w:t>
-      </w:r>
-      <w:r>
-        <w:rPr>
-          <w:rFonts w:hint="cs"/>
-          <w:rtl/>
-          <w:lang w:bidi="ar-LB"/>
-        </w:rPr>
-        <w:t xml:space="preserve"> لم يكن بوسعه أن يعمل أعمالاً صالحة كان </w:t>
-      </w:r>
-      <w:r>
-        <w:rPr>
-          <w:rFonts w:hint="cs"/>
-          <w:rtl/>
-          <w:lang w:bidi="ar-LB"/>
-        </w:rPr>
-        <w:t>سيضع كل اعتماده عليها</w:t>
-      </w:r>
-      <w:r>
-        <w:rPr>
-          <w:rFonts w:hint="cs"/>
-          <w:rtl/>
-          <w:lang w:bidi="ar-LB"/>
-        </w:rPr>
-        <w:t>. هو لم يتمم أعمال رحمة؛ ولم يكن له عِلم أبدًا لا بالمعمودية ولا بالعشاء. إن وضعه كان باختصار عاجز</w:t>
-      </w:r>
-      <w:r>
-        <w:rPr>
-          <w:rFonts w:hint="cs"/>
-          <w:rtl/>
-          <w:lang w:bidi="ar-LB"/>
-        </w:rPr>
-        <w:t>ًا</w:t>
-      </w:r>
-      <w:r>
-        <w:rPr>
-          <w:rFonts w:hint="cs"/>
-          <w:rtl/>
-          <w:lang w:bidi="ar-LB"/>
-        </w:rPr>
-        <w:t xml:space="preserve"> كليًا عن كل أمل </w:t>
-      </w:r>
-      <w:r>
-        <w:rPr>
-          <w:rtl/>
-          <w:lang w:bidi="ar-LB"/>
-        </w:rPr>
-        <w:t>–</w:t>
-      </w:r>
-      <w:r>
-        <w:rPr>
-          <w:rFonts w:hint="cs"/>
-          <w:rtl/>
-          <w:lang w:bidi="ar-LB"/>
-        </w:rPr>
-        <w:t xml:space="preserve"> </w:t>
-      </w:r>
-      <w:r>
-        <w:rPr>
-          <w:rFonts w:hint="cs"/>
-          <w:rtl/>
-          <w:lang w:bidi="ar-LB"/>
-        </w:rPr>
-        <w:t>على قدر</w:t>
-      </w:r>
-      <w:r>
-        <w:rPr>
-          <w:rFonts w:hint="cs"/>
-          <w:rtl/>
-          <w:lang w:bidi="ar-LB"/>
-        </w:rPr>
-        <w:t xml:space="preserve"> أن الأمر كان متعلقًا به هو.</w:t>
+        <w:t>ما أبهى النعمة في ضياء نورها، هذا ما نراه في خلاص اللص على الصليب.</w:t>
       </w:r>
     </w:p>
     <w:p>
@@ -191,87 +94,7 @@
           <w:rtl/>
           <w:lang w:bidi="ar-LB"/>
         </w:rPr>
-        <w:t>لأنه ماذا كان عساه أن يعمله أيضًا؟ إلى أين سيذهب؟ إن يد</w:t>
-      </w:r>
-      <w:r>
-        <w:rPr>
-          <w:rFonts w:hint="cs"/>
-          <w:rtl/>
-          <w:lang w:bidi="ar-LB"/>
-        </w:rPr>
-        <w:t>ا</w:t>
-      </w:r>
-      <w:r>
-        <w:rPr>
-          <w:rFonts w:hint="cs"/>
-          <w:rtl/>
-          <w:lang w:bidi="ar-LB"/>
-        </w:rPr>
-        <w:t xml:space="preserve">ه </w:t>
-      </w:r>
-      <w:r>
-        <w:rPr>
-          <w:rFonts w:hint="cs"/>
-          <w:rtl/>
-          <w:lang w:bidi="ar-LB"/>
-        </w:rPr>
-        <w:t>ورجلاه</w:t>
-      </w:r>
-      <w:r>
-        <w:rPr>
-          <w:rFonts w:hint="cs"/>
-          <w:rtl/>
-          <w:lang w:bidi="ar-LB"/>
-        </w:rPr>
-        <w:t xml:space="preserve"> </w:t>
-      </w:r>
-      <w:r>
-        <w:rPr>
-          <w:rFonts w:hint="cs"/>
-          <w:rtl/>
-          <w:lang w:bidi="ar-LB"/>
-        </w:rPr>
-        <w:t>مسمّرة</w:t>
-      </w:r>
-      <w:r>
-        <w:rPr>
-          <w:rFonts w:hint="cs"/>
-          <w:rtl/>
-          <w:lang w:bidi="ar-LB"/>
-        </w:rPr>
-        <w:t xml:space="preserve"> ومتيبّسة على صليب المجرمين. يداه امتدت حينما كان لا</w:t>
-      </w:r>
-      <w:r>
-        <w:rPr>
-          <w:rFonts w:hint="cs"/>
-          <w:rtl/>
-          <w:lang w:bidi="ar-LB"/>
-        </w:rPr>
-        <w:t xml:space="preserve"> </w:t>
-      </w:r>
-      <w:r>
-        <w:rPr>
-          <w:rFonts w:hint="cs"/>
-          <w:rtl/>
-          <w:lang w:bidi="ar-LB"/>
-        </w:rPr>
-        <w:t xml:space="preserve">زال يستطيع أن يستخدمهما </w:t>
-      </w:r>
-      <w:r>
-        <w:rPr>
-          <w:rFonts w:hint="cs"/>
-          <w:rtl/>
-          <w:lang w:bidi="ar-LB"/>
-        </w:rPr>
-        <w:t>في</w:t>
-      </w:r>
-      <w:r>
-        <w:rPr>
-          <w:rFonts w:hint="cs"/>
-          <w:rtl/>
-          <w:lang w:bidi="ar-LB"/>
-        </w:rPr>
-        <w:t xml:space="preserve"> أفعال عنيفة؛ وها هي الآن كانت مسمرة على الصليب </w:t>
+        <w:t xml:space="preserve">من الواضح أن ذاك لم يكن بإمكانه أن يُظهر أعمالاً صالحة قد يمكنه أن يضع ثقته فيها. هو لم يُكمل أعمال رحمة؛ فهو لم يكن لديه أي عِلم لا بالمعمودية ولا بعشاء كسر الخبز. وضعه كان، باختصار، ميئوس منه وبلا أمل البتة </w:t>
       </w:r>
       <w:r>
         <w:rPr>
@@ -286,38 +109,7 @@
           <w:rtl/>
           <w:lang w:bidi="ar-LB"/>
         </w:rPr>
-        <w:t xml:space="preserve"> ولم </w:t>
-      </w:r>
-      <w:r>
-        <w:rPr>
-          <w:rFonts w:hint="cs"/>
-          <w:rtl/>
-          <w:lang w:bidi="ar-LB"/>
-        </w:rPr>
-        <w:t>تكن قادرة على التحرك</w:t>
-      </w:r>
-      <w:r>
-        <w:rPr>
-          <w:rFonts w:hint="cs"/>
-          <w:rtl/>
-          <w:lang w:bidi="ar-LB"/>
-        </w:rPr>
-        <w:t xml:space="preserve">. قدماه حينما كان لا زال بوسعه أن يستخدمهما سارتا طريق الخطاة؛ وها هي الآن كانت مسمّرة على خشبة </w:t>
-      </w:r>
-      <w:r>
-        <w:rPr>
-          <w:rtl/>
-          <w:lang w:bidi="ar-LB"/>
-        </w:rPr>
-        <w:t>–</w:t>
-      </w:r>
-      <w:r>
-        <w:rPr>
-          <w:rFonts w:hint="cs"/>
-          <w:rtl/>
-          <w:lang w:bidi="ar-LB"/>
-        </w:rPr>
-        <w:t xml:space="preserve"> ولم يكن بوسعهما أن تقوده إلى أي مكان.</w:t>
+        <w:t xml:space="preserve"> إلى هذا الحد كان حاله.</w:t>
       </w:r>
     </w:p>
     <w:p>
@@ -333,23 +125,31 @@
           <w:rtl/>
           <w:lang w:bidi="ar-LB"/>
         </w:rPr>
-        <w:t xml:space="preserve">لكنه انتبَه! على الرغم </w:t>
-      </w:r>
-      <w:r>
-        <w:rPr>
-          <w:rFonts w:hint="cs"/>
-          <w:rtl/>
-          <w:lang w:bidi="ar-LB"/>
-        </w:rPr>
-        <w:t xml:space="preserve">من </w:t>
-      </w:r>
-      <w:r>
-        <w:rPr>
-          <w:rFonts w:hint="cs"/>
-          <w:rtl/>
-          <w:lang w:bidi="ar-LB"/>
-        </w:rPr>
-        <w:t xml:space="preserve">أن اللص المسكين لم يعًد بإمكانه أن يستخدم لا يداه ولا رجلاه </w:t>
+        <w:t xml:space="preserve">لأنه ما الذي كان يمكنه أن يفعله؟ إلى مَن سيلتجئ؟ يداه وقدماه كانت متيبسة على صليب المجرمين. يداه عندما كان لا يزال يستخدمهما، </w:t>
+      </w:r>
+      <w:r>
+        <w:rPr>
+          <w:rFonts w:hint="cs"/>
+          <w:rtl/>
+          <w:lang w:bidi="ar-LB"/>
+        </w:rPr>
+        <w:t xml:space="preserve">كانت </w:t>
+      </w:r>
+      <w:r>
+        <w:rPr>
+          <w:rFonts w:hint="cs"/>
+          <w:rtl/>
+          <w:lang w:bidi="ar-LB"/>
+        </w:rPr>
+        <w:t xml:space="preserve">ممتدة إلى أعمال الجريمة؛ وها هما الآن مسمرتان على الخشبة -ولا يمكنهما الحراك. قدماه حينما كان لا زال يمكنه استخدامهما تقدمتا في </w:t>
+      </w:r>
+      <w:r>
+        <w:rPr>
+          <w:rFonts w:hint="cs"/>
+          <w:rtl/>
+          <w:lang w:bidi="ar-LB"/>
+        </w:rPr>
+        <w:t xml:space="preserve">طريق الخطاة الجافي؛ وها هما الآن مسمرتان على الخشبة </w:t>
       </w:r>
       <w:r>
         <w:rPr>
@@ -364,44 +164,44 @@
           <w:rtl/>
           <w:lang w:bidi="ar-LB"/>
         </w:rPr>
-        <w:t xml:space="preserve"> والتي كانت مطلوبة لتتميم كل برّ بالأعمال -، كان المجال له مفتوحًا في قلبه ولسانه. وهذه هي الأمور في حد ذاتها التي تُستخدم في البِرّ بالإيمان كما نقرأ في رسالة رومية: "</w:t>
-      </w:r>
-      <w:r>
-        <w:rPr>
-          <w:rtl/>
-          <w:lang w:bidi="ar-LB"/>
-        </w:rPr>
-        <w:t>لأَنَّ الْقَلْبَ يُؤْمَنُ بِهِ لِلْبِرِّ، وَالْفَمَ يُعْتَرَفُ بِهِ لِلْخَلاَصِ.</w:t>
-      </w:r>
-      <w:r>
-        <w:rPr>
-          <w:rFonts w:hint="cs"/>
-          <w:rtl/>
-          <w:lang w:bidi="ar-LB"/>
-        </w:rPr>
-        <w:t xml:space="preserve">" (رومية 10: 10). يا لها من كلمات </w:t>
-      </w:r>
-      <w:r>
-        <w:rPr>
-          <w:rFonts w:hint="cs"/>
-          <w:rtl/>
-          <w:lang w:bidi="ar-LB"/>
-        </w:rPr>
-        <w:t>ثمينة</w:t>
-      </w:r>
-      <w:r>
-        <w:rPr>
-          <w:rFonts w:hint="cs"/>
-          <w:rtl/>
-          <w:lang w:bidi="ar-LB"/>
-        </w:rPr>
-        <w:t>! وكم هي ملائمة للص الذي على الصليب! وكم هي ملائمة لكل شخص خاطئ مسكين، عاجز فاقد الأمل!</w:t>
+        <w:t xml:space="preserve"> ولم </w:t>
+      </w:r>
+      <w:r>
+        <w:rPr>
+          <w:rFonts w:hint="cs"/>
+          <w:rtl/>
+          <w:lang w:bidi="ar-LB"/>
+        </w:rPr>
+        <w:t>يعُد</w:t>
+      </w:r>
+      <w:r>
+        <w:rPr>
+          <w:rFonts w:hint="cs"/>
+          <w:rtl/>
+          <w:lang w:bidi="ar-LB"/>
+        </w:rPr>
+        <w:t xml:space="preserve"> بوسعهما أن يوصلاه إلى أي مكان</w:t>
+      </w:r>
+      <w:r>
+        <w:rPr>
+          <w:rFonts w:hint="cs"/>
+          <w:rtl/>
+          <w:lang w:bidi="ar-LB"/>
+        </w:rPr>
+        <w:t xml:space="preserve"> فيما بعد</w:t>
+      </w:r>
+      <w:r>
+        <w:rPr>
+          <w:rFonts w:hint="cs"/>
+          <w:rtl/>
+          <w:lang w:bidi="ar-LB"/>
+        </w:rPr>
+        <w:t>.</w:t>
       </w:r>
     </w:p>
     <w:p>
       <w:pPr>
         <w:rPr>
-          <w:rFonts w:hint="cs"/>
           <w:rtl/>
           <w:lang w:bidi="ar-LB"/>
         </w:rPr>
@@ -412,60 +212,61 @@
           <w:rtl/>
           <w:lang w:bidi="ar-LB"/>
         </w:rPr>
-        <w:t>ونحن جميعنا لا بد وأن نخلص بذات الطريقة التي خلًص فيها</w:t>
-      </w:r>
-      <w:r>
-        <w:rPr>
-          <w:rFonts w:hint="cs"/>
-          <w:rtl/>
-          <w:lang w:bidi="ar-LB"/>
-        </w:rPr>
-        <w:t xml:space="preserve"> هذا</w:t>
-      </w:r>
-      <w:r>
-        <w:rPr>
-          <w:rFonts w:hint="cs"/>
-          <w:rtl/>
-          <w:lang w:bidi="ar-LB"/>
-        </w:rPr>
-        <w:t xml:space="preserve"> اللص على الصليب. إنه لا يوجد إلا طريق واحد يوصلنا إلى السماء. إنه فقط طريق واحد لا غيره: بدم المسيح</w:t>
-      </w:r>
-      <w:r>
-        <w:rPr>
-          <w:rtl/>
-          <w:lang w:bidi="ar-SA"/>
-        </w:rPr>
-        <w:t xml:space="preserve"> </w:t>
-      </w:r>
-      <w:r>
-        <w:rPr>
-          <w:rtl/>
-          <w:lang w:bidi="ar-LB"/>
-        </w:rPr>
-        <w:t>الكف</w:t>
-      </w:r>
-      <w:r>
-        <w:rPr>
-          <w:rFonts w:hint="cs"/>
-          <w:rtl/>
-          <w:lang w:bidi="ar-LB"/>
-        </w:rPr>
-        <w:t>ّ</w:t>
-      </w:r>
-      <w:r>
-        <w:rPr>
-          <w:rtl/>
-          <w:lang w:bidi="ar-LB"/>
-        </w:rPr>
-        <w:t>اري</w:t>
-      </w:r>
-      <w:r>
-        <w:rPr>
-          <w:rFonts w:hint="cs"/>
-          <w:rtl/>
-          <w:lang w:bidi="ar-LB"/>
-        </w:rPr>
-        <w:t xml:space="preserve"> الثمين.</w:t>
+        <w:t xml:space="preserve">ولكن انتباه! على الرغم من أن اللص المسكين لم يعُد قادر على استخدام يديه وقدميه </w:t>
+      </w:r>
+      <w:r>
+        <w:rPr>
+          <w:rtl/>
+          <w:lang w:bidi="ar-LB"/>
+        </w:rPr>
+        <w:t>–</w:t>
+      </w:r>
+      <w:r>
+        <w:rPr>
+          <w:rFonts w:hint="cs"/>
+          <w:rtl/>
+          <w:lang w:bidi="ar-LB"/>
+        </w:rPr>
+        <w:t xml:space="preserve"> الضرورية للبرّ بالأعمال -، كان بوسعه أن يستخدم قلبه ولسانه بحرية. وهذه هي بالضبط الأشياء المستخدمة في البِرّ بالإيمان، كما نقرأ هذا في رسالة رومية: "</w:t>
+      </w:r>
+      <w:r>
+        <w:rPr>
+          <w:rtl/>
+          <w:lang w:bidi="ar-LB"/>
+        </w:rPr>
+        <w:t>لأَنَّ الْقَلْبَ يُؤْمَنُ بِهِ لِلْبِرِّ، وَالْفَمَ يُعْتَرَفُ بِهِ لِلْخَلاَصِ.</w:t>
+      </w:r>
+      <w:r>
+        <w:rPr>
+          <w:rFonts w:hint="cs"/>
+          <w:rtl/>
+          <w:lang w:bidi="ar-LB"/>
+        </w:rPr>
+        <w:t>" (رومية 10: 10). يا لها من كلمات قيمة! وكم هي ملائمة للص على الصليب! وكم هي ملائمة لكل خاطئ مسكين، عاجز وعديم الرجاء!</w:t>
+      </w:r>
+    </w:p>
+    <w:p>
+      <w:pPr>
+        <w:rPr>
+          <w:rFonts w:hint="cs"/>
+          <w:lang w:bidi="ar-LB"/>
+        </w:rPr>
+      </w:pPr>
+      <w:r>
+        <w:rPr>
+          <w:rFonts w:hint="cs"/>
+          <w:rtl/>
+          <w:lang w:bidi="ar-LB"/>
+        </w:rPr>
+        <w:t>ونحن جميعنا ينبغي أن نخلص</w:t>
+      </w:r>
+      <w:r>
+        <w:rPr>
+          <w:rFonts w:hint="cs"/>
+          <w:rtl/>
+          <w:lang w:bidi="ar-LB"/>
+        </w:rPr>
+        <w:t xml:space="preserve"> بذات طريقة اللص على الصليب. فليس هنالك طريقان يقودان إلى السماء. إنه فقط طريق واحد لا غير: بدم المسيح الكفاري الثمين.</w:t>
       </w:r>
     </w:p>
     <w:sectPr>
@@ -479,14 +280,15 @@
 </file>
 
 <file path=word/styles.xml><?xml version="1.0" encoding="utf-8"?>
-<w:styles xmlns:mc="http://schemas.openxmlformats.org/markup-compatibility/2006" xmlns:r="http://schemas.openxmlformats.org/officeDocument/2006/relationships" xmlns:w="http://schemas.openxmlformats.org/wordprocessingml/2006/main" xmlns:w14="http://schemas.microsoft.com/office/word/2010/wordml" xmlns:w15="http://schemas.microsoft.com/office/word/2012/wordml" xmlns:w16cex="http://schemas.microsoft.com/office/word/2018/wordml/cex" xmlns:w16cid="http://schemas.microsoft.com/office/word/2016/wordml/cid" xmlns:w16="http://schemas.microsoft.com/office/word/2018/wordml" xmlns:w16sdtdh="http://schemas.microsoft.com/office/word/2020/wordml/sdtdatahash" xmlns:w16se="http://schemas.microsoft.com/office/word/2015/wordml/symex" mc:Ignorable="w14 w15 w16se w16cid w16 w16cex w16sdtdh">
+<w:styles xmlns:mc="http://schemas.openxmlformats.org/markup-compatibility/2006" xmlns:r="http://schemas.openxmlformats.org/officeDocument/2006/relationships" xmlns:w="http://schemas.openxmlformats.org/wordprocessingml/2006/main" xmlns:w14="http://schemas.microsoft.com/office/word/2010/wordml" xmlns:w15="http://schemas.microsoft.com/office/word/2012/wordml" xmlns:w16cex="http://schemas.microsoft.com/office/word/2018/wordml/cex" xmlns:w16cid="http://schemas.microsoft.com/office/word/2016/wordml/cid" xmlns:w16="http://schemas.microsoft.com/office/word/2018/wordml" xmlns:w16du="http://schemas.microsoft.com/office/word/2023/wordml/word16du" xmlns:w16sdtdh="http://schemas.microsoft.com/office/word/2020/wordml/sdtdatahash" xmlns:w16se="http://schemas.microsoft.com/office/word/2015/wordml/symex" mc:Ignorable="w14 w15 w16se w16cid w16 w16cex w16sdtdh w16du">
   <w:docDefaults>
     <w:rPrDefault>
       <w:rPr>
         <w:rFonts w:ascii="Sakkal Majalla" w:eastAsiaTheme="minorHAnsi" w:hAnsi="Sakkal Majalla" w:cs="Sakkal Majalla"/>
         <w:sz w:val="28"/>
         <w:szCs w:val="28"/>
-        <w:lang w:val="en-IL" w:eastAsia="en-US" w:bidi="he-IL"/>
+        <w:lang w:val="en-US" w:eastAsia="en-US" w:bidi="ar-SA"/>
+        <w14:ligatures w14:val="standardContextual"/>
       </w:rPr>
     </w:rPrDefault>
     <w:pPrDefault>
@@ -879,6 +681,203 @@
     <w:name w:val="Normal"/>
     <w:qFormat/>
   </w:style>
+  <w:style w:type="paragraph" w:styleId="Heading1">
+    <w:name w:val="heading 1"/>
+    <w:basedOn w:val="Normal"/>
+    <w:next w:val="Normal"/>
+    <w:link w:val="Heading1Char"/>
+    <w:uiPriority w:val="9"/>
+    <w:qFormat/>
+    <w:rsid w:val="00C86EE9"/>
+    <w:pPr>
+      <w:keepNext/>
+      <w:keepLines/>
+      <w:spacing w:before="360" w:after="80"/>
+      <w:outlineLvl w:val="0"/>
+    </w:pPr>
+    <w:rPr>
+      <w:rFonts w:asciiTheme="majorHAnsi" w:eastAsiaTheme="majorEastAsia" w:hAnsiTheme="majorHAnsi" w:cstheme="majorBidi"/>
+      <w:color w:val="0F4761" w:themeColor="accent1" w:themeShade="BF"/>
+      <w:sz w:val="40"/>
+      <w:szCs w:val="40"/>
+    </w:rPr>
+  </w:style>
+  <w:style w:type="paragraph" w:styleId="Heading2">
+    <w:name w:val="heading 2"/>
+    <w:basedOn w:val="Normal"/>
+    <w:next w:val="Normal"/>
+    <w:link w:val="Heading2Char"/>
+    <w:uiPriority w:val="9"/>
+    <w:semiHidden/>
+    <w:unhideWhenUsed/>
+    <w:qFormat/>
+    <w:rsid w:val="00C86EE9"/>
+    <w:pPr>
+      <w:keepNext/>
+      <w:keepLines/>
+      <w:spacing w:before="160" w:after="80"/>
+      <w:outlineLvl w:val="1"/>
+    </w:pPr>
+    <w:rPr>
+      <w:rFonts w:asciiTheme="majorHAnsi" w:eastAsiaTheme="majorEastAsia" w:hAnsiTheme="majorHAnsi" w:cstheme="majorBidi"/>
+      <w:color w:val="0F4761" w:themeColor="accent1" w:themeShade="BF"/>
+      <w:sz w:val="32"/>
+      <w:szCs w:val="32"/>
+    </w:rPr>
+  </w:style>
+  <w:style w:type="paragraph" w:styleId="Heading3">
+    <w:name w:val="heading 3"/>
+    <w:basedOn w:val="Normal"/>
+    <w:next w:val="Normal"/>
+    <w:link w:val="Heading3Char"/>
+    <w:uiPriority w:val="9"/>
+    <w:semiHidden/>
+    <w:unhideWhenUsed/>
+    <w:qFormat/>
+    <w:rsid w:val="00C86EE9"/>
+    <w:pPr>
+      <w:keepNext/>
+      <w:keepLines/>
+      <w:spacing w:before="160" w:after="80"/>
+      <w:outlineLvl w:val="2"/>
+    </w:pPr>
+    <w:rPr>
+      <w:rFonts w:asciiTheme="minorHAnsi" w:eastAsiaTheme="majorEastAsia" w:hAnsiTheme="minorHAnsi" w:cstheme="majorBidi"/>
+      <w:color w:val="0F4761" w:themeColor="accent1" w:themeShade="BF"/>
+    </w:rPr>
+  </w:style>
+  <w:style w:type="paragraph" w:styleId="Heading4">
+    <w:name w:val="heading 4"/>
+    <w:basedOn w:val="Normal"/>
+    <w:next w:val="Normal"/>
+    <w:link w:val="Heading4Char"/>
+    <w:uiPriority w:val="9"/>
+    <w:semiHidden/>
+    <w:unhideWhenUsed/>
+    <w:qFormat/>
+    <w:rsid w:val="00C86EE9"/>
+    <w:pPr>
+      <w:keepNext/>
+      <w:keepLines/>
+      <w:spacing w:before="80" w:after="40"/>
+      <w:outlineLvl w:val="3"/>
+    </w:pPr>
+    <w:rPr>
+      <w:rFonts w:asciiTheme="minorHAnsi" w:eastAsiaTheme="majorEastAsia" w:hAnsiTheme="minorHAnsi" w:cstheme="majorBidi"/>
+      <w:i/>
+      <w:iCs/>
+      <w:color w:val="0F4761" w:themeColor="accent1" w:themeShade="BF"/>
+    </w:rPr>
+  </w:style>
+  <w:style w:type="paragraph" w:styleId="Heading5">
+    <w:name w:val="heading 5"/>
+    <w:basedOn w:val="Normal"/>
+    <w:next w:val="Normal"/>
+    <w:link w:val="Heading5Char"/>
+    <w:uiPriority w:val="9"/>
+    <w:semiHidden/>
+    <w:unhideWhenUsed/>
+    <w:qFormat/>
+    <w:rsid w:val="00C86EE9"/>
+    <w:pPr>
+      <w:keepNext/>
+      <w:keepLines/>
+      <w:spacing w:before="80" w:after="40"/>
+      <w:outlineLvl w:val="4"/>
+    </w:pPr>
+    <w:rPr>
+      <w:rFonts w:asciiTheme="minorHAnsi" w:eastAsiaTheme="majorEastAsia" w:hAnsiTheme="minorHAnsi" w:cstheme="majorBidi"/>
+      <w:color w:val="0F4761" w:themeColor="accent1" w:themeShade="BF"/>
+    </w:rPr>
+  </w:style>
+  <w:style w:type="paragraph" w:styleId="Heading6">
+    <w:name w:val="heading 6"/>
+    <w:basedOn w:val="Normal"/>
+    <w:next w:val="Normal"/>
+    <w:link w:val="Heading6Char"/>
+    <w:uiPriority w:val="9"/>
+    <w:semiHidden/>
+    <w:unhideWhenUsed/>
+    <w:qFormat/>
+    <w:rsid w:val="00C86EE9"/>
+    <w:pPr>
+      <w:keepNext/>
+      <w:keepLines/>
+      <w:spacing w:before="40" w:after="0"/>
+      <w:outlineLvl w:val="5"/>
+    </w:pPr>
+    <w:rPr>
+      <w:rFonts w:asciiTheme="minorHAnsi" w:eastAsiaTheme="majorEastAsia" w:hAnsiTheme="minorHAnsi" w:cstheme="majorBidi"/>
+      <w:i/>
+      <w:iCs/>
+      <w:color w:val="595959" w:themeColor="text1" w:themeTint="A6"/>
+    </w:rPr>
+  </w:style>
+  <w:style w:type="paragraph" w:styleId="Heading7">
+    <w:name w:val="heading 7"/>
+    <w:basedOn w:val="Normal"/>
+    <w:next w:val="Normal"/>
+    <w:link w:val="Heading7Char"/>
+    <w:uiPriority w:val="9"/>
+    <w:semiHidden/>
+    <w:unhideWhenUsed/>
+    <w:qFormat/>
+    <w:rsid w:val="00C86EE9"/>
+    <w:pPr>
+      <w:keepNext/>
+      <w:keepLines/>
+      <w:spacing w:before="40" w:after="0"/>
+      <w:outlineLvl w:val="6"/>
+    </w:pPr>
+    <w:rPr>
+      <w:rFonts w:asciiTheme="minorHAnsi" w:eastAsiaTheme="majorEastAsia" w:hAnsiTheme="minorHAnsi" w:cstheme="majorBidi"/>
+      <w:color w:val="595959" w:themeColor="text1" w:themeTint="A6"/>
+    </w:rPr>
+  </w:style>
+  <w:style w:type="paragraph" w:styleId="Heading8">
+    <w:name w:val="heading 8"/>
+    <w:basedOn w:val="Normal"/>
+    <w:next w:val="Normal"/>
+    <w:link w:val="Heading8Char"/>
+    <w:uiPriority w:val="9"/>
+    <w:semiHidden/>
+    <w:unhideWhenUsed/>
+    <w:qFormat/>
+    <w:rsid w:val="00C86EE9"/>
+    <w:pPr>
+      <w:keepNext/>
+      <w:keepLines/>
+      <w:spacing w:after="0"/>
+      <w:outlineLvl w:val="7"/>
+    </w:pPr>
+    <w:rPr>
+      <w:rFonts w:asciiTheme="minorHAnsi" w:eastAsiaTheme="majorEastAsia" w:hAnsiTheme="minorHAnsi" w:cstheme="majorBidi"/>
+      <w:i/>
+      <w:iCs/>
+      <w:color w:val="272727" w:themeColor="text1" w:themeTint="D8"/>
+    </w:rPr>
+  </w:style>
+  <w:style w:type="paragraph" w:styleId="Heading9">
+    <w:name w:val="heading 9"/>
+    <w:basedOn w:val="Normal"/>
+    <w:next w:val="Normal"/>
+    <w:link w:val="Heading9Char"/>
+    <w:uiPriority w:val="9"/>
+    <w:semiHidden/>
+    <w:unhideWhenUsed/>
+    <w:qFormat/>
+    <w:rsid w:val="00C86EE9"/>
+    <w:pPr>
+      <w:keepNext/>
+      <w:keepLines/>
+      <w:spacing w:after="0"/>
+      <w:outlineLvl w:val="8"/>
+    </w:pPr>
+    <w:rPr>
+      <w:rFonts w:asciiTheme="minorHAnsi" w:eastAsiaTheme="majorEastAsia" w:hAnsiTheme="minorHAnsi" w:cstheme="majorBidi"/>
+      <w:color w:val="272727" w:themeColor="text1" w:themeTint="D8"/>
+    </w:rPr>
+  </w:style>
   <w:style w:type="character" w:default="1" w:styleId="DefaultParagraphFont">
     <w:name w:val="Default Paragraph Font"/>
     <w:uiPriority w:val="1"/>
@@ -906,14 +905,298 @@
     <w:semiHidden/>
     <w:unhideWhenUsed/>
   </w:style>
+  <w:style w:type="character" w:customStyle="1" w:styleId="Heading1Char">
+    <w:name w:val="Heading 1 Char"/>
+    <w:basedOn w:val="DefaultParagraphFont"/>
+    <w:link w:val="Heading1"/>
+    <w:uiPriority w:val="9"/>
+    <w:rsid w:val="00C86EE9"/>
+    <w:rPr>
+      <w:rFonts w:asciiTheme="majorHAnsi" w:eastAsiaTheme="majorEastAsia" w:hAnsiTheme="majorHAnsi" w:cstheme="majorBidi"/>
+      <w:color w:val="0F4761" w:themeColor="accent1" w:themeShade="BF"/>
+      <w:sz w:val="40"/>
+      <w:szCs w:val="40"/>
+    </w:rPr>
+  </w:style>
+  <w:style w:type="character" w:customStyle="1" w:styleId="Heading2Char">
+    <w:name w:val="Heading 2 Char"/>
+    <w:basedOn w:val="DefaultParagraphFont"/>
+    <w:link w:val="Heading2"/>
+    <w:uiPriority w:val="9"/>
+    <w:semiHidden/>
+    <w:rsid w:val="00C86EE9"/>
+    <w:rPr>
+      <w:rFonts w:asciiTheme="majorHAnsi" w:eastAsiaTheme="majorEastAsia" w:hAnsiTheme="majorHAnsi" w:cstheme="majorBidi"/>
+      <w:color w:val="0F4761" w:themeColor="accent1" w:themeShade="BF"/>
+      <w:sz w:val="32"/>
+      <w:szCs w:val="32"/>
+    </w:rPr>
+  </w:style>
+  <w:style w:type="character" w:customStyle="1" w:styleId="Heading3Char">
+    <w:name w:val="Heading 3 Char"/>
+    <w:basedOn w:val="DefaultParagraphFont"/>
+    <w:link w:val="Heading3"/>
+    <w:uiPriority w:val="9"/>
+    <w:semiHidden/>
+    <w:rsid w:val="00C86EE9"/>
+    <w:rPr>
+      <w:rFonts w:asciiTheme="minorHAnsi" w:eastAsiaTheme="majorEastAsia" w:hAnsiTheme="minorHAnsi" w:cstheme="majorBidi"/>
+      <w:color w:val="0F4761" w:themeColor="accent1" w:themeShade="BF"/>
+    </w:rPr>
+  </w:style>
+  <w:style w:type="character" w:customStyle="1" w:styleId="Heading4Char">
+    <w:name w:val="Heading 4 Char"/>
+    <w:basedOn w:val="DefaultParagraphFont"/>
+    <w:link w:val="Heading4"/>
+    <w:uiPriority w:val="9"/>
+    <w:semiHidden/>
+    <w:rsid w:val="00C86EE9"/>
+    <w:rPr>
+      <w:rFonts w:asciiTheme="minorHAnsi" w:eastAsiaTheme="majorEastAsia" w:hAnsiTheme="minorHAnsi" w:cstheme="majorBidi"/>
+      <w:i/>
+      <w:iCs/>
+      <w:color w:val="0F4761" w:themeColor="accent1" w:themeShade="BF"/>
+    </w:rPr>
+  </w:style>
+  <w:style w:type="character" w:customStyle="1" w:styleId="Heading5Char">
+    <w:name w:val="Heading 5 Char"/>
+    <w:basedOn w:val="DefaultParagraphFont"/>
+    <w:link w:val="Heading5"/>
+    <w:uiPriority w:val="9"/>
+    <w:semiHidden/>
+    <w:rsid w:val="00C86EE9"/>
+    <w:rPr>
+      <w:rFonts w:asciiTheme="minorHAnsi" w:eastAsiaTheme="majorEastAsia" w:hAnsiTheme="minorHAnsi" w:cstheme="majorBidi"/>
+      <w:color w:val="0F4761" w:themeColor="accent1" w:themeShade="BF"/>
+    </w:rPr>
+  </w:style>
+  <w:style w:type="character" w:customStyle="1" w:styleId="Heading6Char">
+    <w:name w:val="Heading 6 Char"/>
+    <w:basedOn w:val="DefaultParagraphFont"/>
+    <w:link w:val="Heading6"/>
+    <w:uiPriority w:val="9"/>
+    <w:semiHidden/>
+    <w:rsid w:val="00C86EE9"/>
+    <w:rPr>
+      <w:rFonts w:asciiTheme="minorHAnsi" w:eastAsiaTheme="majorEastAsia" w:hAnsiTheme="minorHAnsi" w:cstheme="majorBidi"/>
+      <w:i/>
+      <w:iCs/>
+      <w:color w:val="595959" w:themeColor="text1" w:themeTint="A6"/>
+    </w:rPr>
+  </w:style>
+  <w:style w:type="character" w:customStyle="1" w:styleId="Heading7Char">
+    <w:name w:val="Heading 7 Char"/>
+    <w:basedOn w:val="DefaultParagraphFont"/>
+    <w:link w:val="Heading7"/>
+    <w:uiPriority w:val="9"/>
+    <w:semiHidden/>
+    <w:rsid w:val="00C86EE9"/>
+    <w:rPr>
+      <w:rFonts w:asciiTheme="minorHAnsi" w:eastAsiaTheme="majorEastAsia" w:hAnsiTheme="minorHAnsi" w:cstheme="majorBidi"/>
+      <w:color w:val="595959" w:themeColor="text1" w:themeTint="A6"/>
+    </w:rPr>
+  </w:style>
+  <w:style w:type="character" w:customStyle="1" w:styleId="Heading8Char">
+    <w:name w:val="Heading 8 Char"/>
+    <w:basedOn w:val="DefaultParagraphFont"/>
+    <w:link w:val="Heading8"/>
+    <w:uiPriority w:val="9"/>
+    <w:semiHidden/>
+    <w:rsid w:val="00C86EE9"/>
+    <w:rPr>
+      <w:rFonts w:asciiTheme="minorHAnsi" w:eastAsiaTheme="majorEastAsia" w:hAnsiTheme="minorHAnsi" w:cstheme="majorBidi"/>
+      <w:i/>
+      <w:iCs/>
+      <w:color w:val="272727" w:themeColor="text1" w:themeTint="D8"/>
+    </w:rPr>
+  </w:style>
+  <w:style w:type="character" w:customStyle="1" w:styleId="Heading9Char">
+    <w:name w:val="Heading 9 Char"/>
+    <w:basedOn w:val="DefaultParagraphFont"/>
+    <w:link w:val="Heading9"/>
+    <w:uiPriority w:val="9"/>
+    <w:semiHidden/>
+    <w:rsid w:val="00C86EE9"/>
+    <w:rPr>
+      <w:rFonts w:asciiTheme="minorHAnsi" w:eastAsiaTheme="majorEastAsia" w:hAnsiTheme="minorHAnsi" w:cstheme="majorBidi"/>
+      <w:color w:val="272727" w:themeColor="text1" w:themeTint="D8"/>
+    </w:rPr>
+  </w:style>
+  <w:style w:type="paragraph" w:styleId="Title">
+    <w:name w:val="Title"/>
+    <w:basedOn w:val="Normal"/>
+    <w:next w:val="Normal"/>
+    <w:link w:val="TitleChar"/>
+    <w:uiPriority w:val="10"/>
+    <w:qFormat/>
+    <w:rsid w:val="00C86EE9"/>
+    <w:pPr>
+      <w:spacing w:after="80" w:line="240" w:lineRule="auto"/>
+      <w:contextualSpacing/>
+    </w:pPr>
+    <w:rPr>
+      <w:rFonts w:asciiTheme="majorHAnsi" w:eastAsiaTheme="majorEastAsia" w:hAnsiTheme="majorHAnsi" w:cstheme="majorBidi"/>
+      <w:spacing w:val="-10"/>
+      <w:kern w:val="28"/>
+      <w:sz w:val="56"/>
+      <w:szCs w:val="56"/>
+    </w:rPr>
+  </w:style>
+  <w:style w:type="character" w:customStyle="1" w:styleId="TitleChar">
+    <w:name w:val="Title Char"/>
+    <w:basedOn w:val="DefaultParagraphFont"/>
+    <w:link w:val="Title"/>
+    <w:uiPriority w:val="10"/>
+    <w:rsid w:val="00C86EE9"/>
+    <w:rPr>
+      <w:rFonts w:asciiTheme="majorHAnsi" w:eastAsiaTheme="majorEastAsia" w:hAnsiTheme="majorHAnsi" w:cstheme="majorBidi"/>
+      <w:spacing w:val="-10"/>
+      <w:kern w:val="28"/>
+      <w:sz w:val="56"/>
+      <w:szCs w:val="56"/>
+    </w:rPr>
+  </w:style>
+  <w:style w:type="paragraph" w:styleId="Subtitle">
+    <w:name w:val="Subtitle"/>
+    <w:basedOn w:val="Normal"/>
+    <w:next w:val="Normal"/>
+    <w:link w:val="SubtitleChar"/>
+    <w:uiPriority w:val="11"/>
+    <w:qFormat/>
+    <w:rsid w:val="00C86EE9"/>
+    <w:pPr>
+      <w:numPr>
+        <w:ilvl w:val="1"/>
+      </w:numPr>
+    </w:pPr>
+    <w:rPr>
+      <w:rFonts w:asciiTheme="minorHAnsi" w:eastAsiaTheme="majorEastAsia" w:hAnsiTheme="minorHAnsi" w:cstheme="majorBidi"/>
+      <w:color w:val="595959" w:themeColor="text1" w:themeTint="A6"/>
+      <w:spacing w:val="15"/>
+    </w:rPr>
+  </w:style>
+  <w:style w:type="character" w:customStyle="1" w:styleId="SubtitleChar">
+    <w:name w:val="Subtitle Char"/>
+    <w:basedOn w:val="DefaultParagraphFont"/>
+    <w:link w:val="Subtitle"/>
+    <w:uiPriority w:val="11"/>
+    <w:rsid w:val="00C86EE9"/>
+    <w:rPr>
+      <w:rFonts w:asciiTheme="minorHAnsi" w:eastAsiaTheme="majorEastAsia" w:hAnsiTheme="minorHAnsi" w:cstheme="majorBidi"/>
+      <w:color w:val="595959" w:themeColor="text1" w:themeTint="A6"/>
+      <w:spacing w:val="15"/>
+    </w:rPr>
+  </w:style>
+  <w:style w:type="paragraph" w:styleId="Quote">
+    <w:name w:val="Quote"/>
+    <w:basedOn w:val="Normal"/>
+    <w:next w:val="Normal"/>
+    <w:link w:val="QuoteChar"/>
+    <w:uiPriority w:val="29"/>
+    <w:qFormat/>
+    <w:rsid w:val="00C86EE9"/>
+    <w:pPr>
+      <w:spacing w:before="160"/>
+      <w:jc w:val="center"/>
+    </w:pPr>
+    <w:rPr>
+      <w:i/>
+      <w:iCs/>
+      <w:color w:val="404040" w:themeColor="text1" w:themeTint="BF"/>
+    </w:rPr>
+  </w:style>
+  <w:style w:type="character" w:customStyle="1" w:styleId="QuoteChar">
+    <w:name w:val="Quote Char"/>
+    <w:basedOn w:val="DefaultParagraphFont"/>
+    <w:link w:val="Quote"/>
+    <w:uiPriority w:val="29"/>
+    <w:rsid w:val="00C86EE9"/>
+    <w:rPr>
+      <w:i/>
+      <w:iCs/>
+      <w:color w:val="404040" w:themeColor="text1" w:themeTint="BF"/>
+    </w:rPr>
+  </w:style>
+  <w:style w:type="paragraph" w:styleId="ListParagraph">
+    <w:name w:val="List Paragraph"/>
+    <w:basedOn w:val="Normal"/>
+    <w:uiPriority w:val="34"/>
+    <w:qFormat/>
+    <w:rsid w:val="00C86EE9"/>
+    <w:pPr>
+      <w:ind w:left="720"/>
+      <w:contextualSpacing/>
+    </w:pPr>
+  </w:style>
+  <w:style w:type="character" w:styleId="IntenseEmphasis">
+    <w:name w:val="Intense Emphasis"/>
+    <w:basedOn w:val="DefaultParagraphFont"/>
+    <w:uiPriority w:val="21"/>
+    <w:qFormat/>
+    <w:rsid w:val="00C86EE9"/>
+    <w:rPr>
+      <w:i/>
+      <w:iCs/>
+      <w:color w:val="0F4761" w:themeColor="accent1" w:themeShade="BF"/>
+    </w:rPr>
+  </w:style>
+  <w:style w:type="paragraph" w:styleId="IntenseQuote">
+    <w:name w:val="Intense Quote"/>
+    <w:basedOn w:val="Normal"/>
+    <w:next w:val="Normal"/>
+    <w:link w:val="IntenseQuoteChar"/>
+    <w:uiPriority w:val="30"/>
+    <w:qFormat/>
+    <w:rsid w:val="00C86EE9"/>
+    <w:pPr>
+      <w:pBdr>
+        <w:top w:val="single" w:sz="4" w:space="10" w:color="0F4761" w:themeColor="accent1" w:themeShade="BF"/>
+        <w:bottom w:val="single" w:sz="4" w:space="10" w:color="0F4761" w:themeColor="accent1" w:themeShade="BF"/>
+      </w:pBdr>
+      <w:spacing w:before="360" w:after="360"/>
+      <w:ind w:left="864" w:right="864"/>
+      <w:jc w:val="center"/>
+    </w:pPr>
+    <w:rPr>
+      <w:i/>
+      <w:iCs/>
+      <w:color w:val="0F4761" w:themeColor="accent1" w:themeShade="BF"/>
+    </w:rPr>
+  </w:style>
+  <w:style w:type="character" w:customStyle="1" w:styleId="IntenseQuoteChar">
+    <w:name w:val="Intense Quote Char"/>
+    <w:basedOn w:val="DefaultParagraphFont"/>
+    <w:link w:val="IntenseQuote"/>
+    <w:uiPriority w:val="30"/>
+    <w:rsid w:val="00C86EE9"/>
+    <w:rPr>
+      <w:i/>
+      <w:iCs/>
+      <w:color w:val="0F4761" w:themeColor="accent1" w:themeShade="BF"/>
+    </w:rPr>
+  </w:style>
+  <w:style w:type="character" w:styleId="IntenseReference">
+    <w:name w:val="Intense Reference"/>
+    <w:basedOn w:val="DefaultParagraphFont"/>
+    <w:uiPriority w:val="32"/>
+    <w:qFormat/>
+    <w:rsid w:val="00C86EE9"/>
+    <w:rPr>
+      <w:b/>
+      <w:bCs/>
+      <w:smallCaps/>
+      <w:color w:val="0F4761" w:themeColor="accent1" w:themeShade="BF"/>
+      <w:spacing w:val="5"/>
+    </w:rPr>
+  </w:style>
   <w:style w:type="character" w:styleId="Hyperlink">
     <w:name w:val="Hyperlink"/>
     <w:basedOn w:val="DefaultParagraphFont"/>
     <w:uiPriority w:val="99"/>
     <w:unhideWhenUsed/>
-    <w:rsid w:val="00997A93"/>
-    <w:rPr>
-      <w:color w:val="0563C1" w:themeColor="hyperlink"/>
+    <w:rsid w:val="00634A5F"/>
+    <w:rPr>
+      <w:color w:val="467886" w:themeColor="hyperlink"/>
       <w:u w:val="single"/>
     </w:rPr>
   </w:style>
@@ -923,7 +1206,7 @@
     <w:uiPriority w:val="99"/>
     <w:semiHidden/>
     <w:unhideWhenUsed/>
-    <w:rsid w:val="00997A93"/>
+    <w:rsid w:val="00634A5F"/>
     <w:rPr>
       <w:color w:val="605E5C"/>
       <w:shd w:val="clear" w:color="auto" w:fill="E1DFDD"/>
@@ -943,39 +1226,39 @@
         <a:sysClr val="window" lastClr="FFFFFF"/>
       </a:lt1>
       <a:dk2>
-        <a:srgbClr val="44546A"/>
+        <a:srgbClr val="0E2841"/>
       </a:dk2>
       <a:lt2>
-        <a:srgbClr val="E7E6E6"/>
+        <a:srgbClr val="E8E8E8"/>
       </a:lt2>
       <a:accent1>
-        <a:srgbClr val="4472C4"/>
+        <a:srgbClr val="156082"/>
       </a:accent1>
       <a:accent2>
-        <a:srgbClr val="ED7D31"/>
+        <a:srgbClr val="E97132"/>
       </a:accent2>
       <a:accent3>
-        <a:srgbClr val="A5A5A5"/>
+        <a:srgbClr val="196B24"/>
       </a:accent3>
       <a:accent4>
-        <a:srgbClr val="FFC000"/>
+        <a:srgbClr val="0F9ED5"/>
       </a:accent4>
       <a:accent5>
-        <a:srgbClr val="5B9BD5"/>
+        <a:srgbClr val="A02B93"/>
       </a:accent5>
       <a:accent6>
-        <a:srgbClr val="70AD47"/>
+        <a:srgbClr val="4EA72E"/>
       </a:accent6>
       <a:hlink>
-        <a:srgbClr val="0563C1"/>
+        <a:srgbClr val="467886"/>
       </a:hlink>
       <a:folHlink>
-        <a:srgbClr val="954F72"/>
+        <a:srgbClr val="96607D"/>
       </a:folHlink>
     </a:clrScheme>
     <a:fontScheme name="Office">
       <a:majorFont>
-        <a:latin typeface="Calibri Light" panose="020F0302020204030204"/>
+        <a:latin typeface="Aptos Display" panose="02110004020202020204"/>
         <a:ea typeface=""/>
         <a:cs typeface=""/>
         <a:font script="Jpan" typeface="游ゴシック Light"/>
@@ -1027,10 +1310,10 @@
         <a:font script="Tfng" typeface="Ebrima"/>
       </a:majorFont>
       <a:minorFont>
-        <a:latin typeface="Calibri" panose="020F0502020204030204"/>
+        <a:latin typeface="Aptos" panose="02110004020202020204"/>
         <a:ea typeface=""/>
         <a:cs typeface=""/>
-        <a:font script="Jpan" typeface="游明朝"/>
+        <a:font script="Jpan" typeface="游ゴシック"/>
         <a:font script="Hang" typeface="맑은 고딕"/>
         <a:font script="Hans" typeface="等线"/>
         <a:font script="Hant" typeface="新細明體"/>
